--- a/Lr2/Furman_A_A_25ivt41/25-ИВТ-4-1_Фурман_Арсений_Лабораторная №2.docx
+++ b/Lr2/Furman_A_A_25ivt41/25-ИВТ-4-1_Фурман_Арсений_Лабораторная №2.docx
@@ -32,6 +32,7 @@
       </w:pPr>
       <w:r>
         <w:rPr>
+          <w:rFonts w:ascii="Times New Roman" w:hAnsi="Times New Roman"/>
           <w:noProof/>
         </w:rPr>
         <w:drawing>
@@ -1047,12 +1048,14 @@
         <w:spacing w:after="0" w:line="240" w:lineRule="auto"/>
         <w:jc w:val="both"/>
         <w:rPr>
-          <w:sz w:val="28"/>
-          <w:szCs w:val="28"/>
-        </w:rPr>
-      </w:pPr>
-      <w:r>
-        <w:rPr>
+          <w:rFonts w:ascii="Times New Roman" w:hAnsi="Times New Roman"/>
+          <w:sz w:val="28"/>
+          <w:szCs w:val="28"/>
+        </w:rPr>
+      </w:pPr>
+      <w:r>
+        <w:rPr>
+          <w:rFonts w:ascii="Times New Roman" w:hAnsi="Times New Roman"/>
           <w:b/>
           <w:bCs/>
           <w:sz w:val="28"/>
@@ -1066,9 +1069,15 @@
       <w:pPr>
         <w:spacing w:after="0" w:line="240" w:lineRule="auto"/>
         <w:jc w:val="both"/>
-      </w:pPr>
-      <w:r>
-        <w:rPr>
+        <w:rPr>
+          <w:rFonts w:ascii="Times New Roman" w:hAnsi="Times New Roman"/>
+          <w:sz w:val="24"/>
+          <w:szCs w:val="24"/>
+        </w:rPr>
+      </w:pPr>
+      <w:r>
+        <w:rPr>
+          <w:rFonts w:ascii="Times New Roman" w:hAnsi="Times New Roman"/>
           <w:b/>
           <w:bCs/>
         </w:rPr>
@@ -1076,6 +1085,7 @@
       </w:r>
       <w:r>
         <w:rPr>
+          <w:rFonts w:ascii="Times New Roman" w:hAnsi="Times New Roman"/>
           <w:sz w:val="24"/>
           <w:szCs w:val="24"/>
         </w:rPr>
@@ -1087,18 +1097,83 @@
         <w:spacing w:after="0" w:line="240" w:lineRule="auto"/>
         <w:jc w:val="both"/>
         <w:rPr>
-          <w:sz w:val="24"/>
-          <w:szCs w:val="24"/>
-        </w:rPr>
-      </w:pPr>
-      <w:r>
-        <w:rPr>
+          <w:rFonts w:ascii="Times New Roman" w:hAnsi="Times New Roman"/>
+          <w:sz w:val="24"/>
+          <w:szCs w:val="24"/>
+        </w:rPr>
+      </w:pPr>
+    </w:p>
+    <w:p>
+      <w:pPr>
+        <w:spacing w:after="0" w:line="240" w:lineRule="auto"/>
+        <w:jc w:val="both"/>
+        <w:rPr>
+          <w:rFonts w:ascii="Times New Roman" w:hAnsi="Times New Roman"/>
+          <w:b/>
+          <w:bCs/>
+          <w:sz w:val="28"/>
+          <w:szCs w:val="28"/>
+        </w:rPr>
+      </w:pPr>
+      <w:r>
+        <w:rPr>
+          <w:rFonts w:ascii="Times New Roman" w:hAnsi="Times New Roman"/>
+          <w:b/>
+          <w:bCs/>
+          <w:sz w:val="28"/>
+          <w:szCs w:val="28"/>
+        </w:rPr>
+        <w:t>Задание</w:t>
+      </w:r>
+    </w:p>
+    <w:p>
+      <w:pPr>
+        <w:spacing w:after="0" w:line="240" w:lineRule="auto"/>
+        <w:ind w:firstLine="708"/>
+        <w:jc w:val="both"/>
+        <w:rPr>
+          <w:rFonts w:ascii="Times New Roman" w:hAnsi="Times New Roman"/>
+          <w:sz w:val="24"/>
+          <w:szCs w:val="24"/>
+        </w:rPr>
+      </w:pPr>
+      <w:r>
+        <w:rPr>
+          <w:rFonts w:ascii="Times New Roman" w:hAnsi="Times New Roman"/>
+          <w:sz w:val="24"/>
+          <w:szCs w:val="24"/>
+        </w:rPr>
+        <w:t>Подсчитать число слов в тексте, при условии, что слова отделяются друг от друга ровно одним пробелом.</w:t>
+      </w:r>
+    </w:p>
+    <w:p>
+      <w:pPr>
+        <w:spacing w:after="0" w:line="240" w:lineRule="auto"/>
+        <w:jc w:val="both"/>
+        <w:rPr>
+          <w:rFonts w:ascii="Times New Roman" w:hAnsi="Times New Roman"/>
+        </w:rPr>
+      </w:pPr>
+    </w:p>
+    <w:p>
+      <w:pPr>
+        <w:spacing w:after="0" w:line="240" w:lineRule="auto"/>
+        <w:jc w:val="both"/>
+        <w:rPr>
+          <w:rFonts w:ascii="Times New Roman" w:hAnsi="Times New Roman"/>
+          <w:sz w:val="24"/>
+          <w:szCs w:val="24"/>
+        </w:rPr>
+      </w:pPr>
+      <w:r>
+        <w:rPr>
+          <w:rFonts w:ascii="Times New Roman" w:hAnsi="Times New Roman"/>
           <w:noProof/>
         </w:rPr>
         <w:drawing>
-          <wp:inline distT="0" distB="0" distL="0" distR="0" wp14:anchorId="6EC46B5C" wp14:editId="4089BA49">
-            <wp:extent cx="4678680" cy="7325995"/>
-            <wp:effectExtent l="304800" t="304800" r="312420" b="313055"/>
+          <wp:inline distT="0" distB="0" distL="0" distR="0" wp14:anchorId="6EC46B5C" wp14:editId="4AA82F56">
+            <wp:extent cx="4069706" cy="6372446"/>
+            <wp:effectExtent l="304800" t="304800" r="312420" b="295275"/>
             <wp:docPr id="2" name="Image1"/>
             <wp:cNvGraphicFramePr>
               <a:graphicFrameLocks xmlns:a="http://schemas.openxmlformats.org/drawingml/2006/main" noChangeAspect="1"/>
@@ -1127,7 +1202,7 @@
                   <pic:spPr bwMode="auto">
                     <a:xfrm>
                       <a:off x="0" y="0"/>
-                      <a:ext cx="4678680" cy="7325995"/>
+                      <a:ext cx="4085309" cy="6396878"/>
                     </a:xfrm>
                     <a:prstGeom prst="round2DiagRect">
                       <a:avLst>
@@ -1161,6 +1236,7 @@
         <w:spacing w:after="0" w:line="240" w:lineRule="auto"/>
         <w:jc w:val="both"/>
         <w:rPr>
+          <w:rFonts w:ascii="Times New Roman" w:hAnsi="Times New Roman"/>
           <w:sz w:val="24"/>
           <w:szCs w:val="24"/>
         </w:rPr>
@@ -1170,9 +1246,13 @@
       <w:pPr>
         <w:spacing w:after="0" w:line="240" w:lineRule="auto"/>
         <w:jc w:val="both"/>
-      </w:pPr>
-      <w:r>
-        <w:rPr>
+        <w:rPr>
+          <w:rFonts w:ascii="Times New Roman" w:hAnsi="Times New Roman"/>
+        </w:rPr>
+      </w:pPr>
+      <w:r>
+        <w:rPr>
+          <w:rFonts w:ascii="Times New Roman" w:hAnsi="Times New Roman"/>
           <w:b/>
           <w:bCs/>
           <w:sz w:val="28"/>
@@ -1185,12 +1265,19 @@
       <w:pPr>
         <w:spacing w:after="0" w:line="240" w:lineRule="auto"/>
         <w:jc w:val="both"/>
-      </w:pPr>
-      <w:r>
+        <w:rPr>
+          <w:rFonts w:ascii="Times New Roman" w:hAnsi="Times New Roman"/>
+        </w:rPr>
+      </w:pPr>
+      <w:r>
+        <w:rPr>
+          <w:rFonts w:ascii="Times New Roman" w:hAnsi="Times New Roman"/>
+        </w:rPr>
         <w:tab/>
       </w:r>
       <w:r>
         <w:rPr>
+          <w:rFonts w:ascii="Times New Roman" w:hAnsi="Times New Roman"/>
           <w:sz w:val="24"/>
           <w:szCs w:val="24"/>
         </w:rPr>
@@ -1331,6 +1418,7 @@
     <w:lsdException w:name="HTML Sample" w:semiHidden="1" w:unhideWhenUsed="1"/>
     <w:lsdException w:name="HTML Typewriter" w:semiHidden="1" w:unhideWhenUsed="1"/>
     <w:lsdException w:name="HTML Variable" w:semiHidden="1" w:unhideWhenUsed="1"/>
+    <w:lsdException w:name="Normal Table" w:semiHidden="1" w:unhideWhenUsed="1"/>
     <w:lsdException w:name="annotation subject" w:semiHidden="1" w:unhideWhenUsed="1"/>
     <w:lsdException w:name="No List" w:semiHidden="1" w:unhideWhenUsed="1"/>
     <w:lsdException w:name="Outline List 1" w:semiHidden="1" w:unhideWhenUsed="1"/>
@@ -1373,8 +1461,11 @@
     <w:lsdException w:name="Table Contemporary" w:semiHidden="1" w:unhideWhenUsed="1"/>
     <w:lsdException w:name="Table Elegant" w:semiHidden="1" w:unhideWhenUsed="1"/>
     <w:lsdException w:name="Table Professional" w:semiHidden="1" w:unhideWhenUsed="1"/>
+    <w:lsdException w:name="Table Subtle 1" w:semiHidden="1" w:unhideWhenUsed="1"/>
     <w:lsdException w:name="Table Subtle 2" w:semiHidden="1" w:unhideWhenUsed="1"/>
     <w:lsdException w:name="Table Web 1" w:semiHidden="1" w:unhideWhenUsed="1"/>
+    <w:lsdException w:name="Table Web 2" w:semiHidden="1" w:unhideWhenUsed="1"/>
+    <w:lsdException w:name="Table Web 3" w:semiHidden="1" w:unhideWhenUsed="1"/>
     <w:lsdException w:name="Balloon Text" w:semiHidden="1" w:unhideWhenUsed="1"/>
     <w:lsdException w:name="Table Grid" w:uiPriority="39"/>
     <w:lsdException w:name="Table Theme" w:semiHidden="1" w:unhideWhenUsed="1"/>
